--- a/NextDecade-Claude-Project/02-templates/Guidance Template (Jinja).docx
+++ b/NextDecade-Claude-Project/02-templates/Guidance Template (Jinja).docx
@@ -2049,7 +2049,7 @@
               <w:rPr>
                 <w:rFonts w:ascii="Times New Roman" w:hAnsi="Times New Roman" w:cs="Times New Roman"/>
               </w:rPr>
-              <w:t>{{ rev.number }}</w:t>
+              <w:t>{{ rev.rev }}</w:t>
             </w:r>
           </w:p>
         </w:tc>
@@ -4039,7 +4039,7 @@
     </w:pPr>
     <w:rPr>
       <w:rFonts w:asciiTheme="majorHAnsi" w:eastAsiaTheme="majorEastAsia" w:hAnsiTheme="majorHAnsi" w:cstheme="majorBidi"/>
-      <w:color w:val="0F4761" w:themeColor="accent1" w:themeShade="BF"/>
+      <w:color w:val="002060" w:themeColor="accent1" w:themeShade="BF"/>
       <w:sz w:val="40"/>
       <w:szCs w:val="40"/>
     </w:rPr>
@@ -4062,7 +4062,7 @@
     </w:pPr>
     <w:rPr>
       <w:rFonts w:asciiTheme="majorHAnsi" w:eastAsiaTheme="majorEastAsia" w:hAnsiTheme="majorHAnsi" w:cstheme="majorBidi"/>
-      <w:color w:val="0F4761" w:themeColor="accent1" w:themeShade="BF"/>
+      <w:color w:val="002060" w:themeColor="accent1" w:themeShade="BF"/>
       <w:sz w:val="32"/>
       <w:szCs w:val="32"/>
     </w:rPr>
@@ -4085,7 +4085,7 @@
     </w:pPr>
     <w:rPr>
       <w:rFonts w:eastAsiaTheme="majorEastAsia" w:cstheme="majorBidi"/>
-      <w:color w:val="0F4761" w:themeColor="accent1" w:themeShade="BF"/>
+      <w:color w:val="002060" w:themeColor="accent1" w:themeShade="BF"/>
       <w:sz w:val="28"/>
       <w:szCs w:val="28"/>
     </w:rPr>
@@ -4110,7 +4110,7 @@
       <w:rFonts w:eastAsiaTheme="majorEastAsia" w:cstheme="majorBidi"/>
       <w:i/>
       <w:iCs/>
-      <w:color w:val="0F4761" w:themeColor="accent1" w:themeShade="BF"/>
+      <w:color w:val="002060" w:themeColor="accent1" w:themeShade="BF"/>
     </w:rPr>
   </w:style>
   <w:style w:type="paragraph" w:styleId="Heading5">
@@ -4851,7 +4851,7 @@
     </a:clrScheme>
     <a:fontScheme name="Office">
       <a:majorFont>
-        <a:latin typeface="Aptos Display" panose="02110004020202020204"/>
+        <a:latin typeface="Segoe UI" panose="02110004020202020204"/>
         <a:ea typeface=""/>
         <a:cs typeface=""/>
         <a:font script="Jpan" typeface="游ゴシック Light"/>
@@ -4903,7 +4903,7 @@
         <a:font script="Tfng" typeface="Ebrima"/>
       </a:majorFont>
       <a:minorFont>
-        <a:latin typeface="Aptos" panose="02110004020202020204"/>
+        <a:latin typeface="Segoe UI" panose="02110004020202020204"/>
         <a:ea typeface=""/>
         <a:cs typeface=""/>
         <a:font script="Jpan" typeface="游ゴシック"/>
